--- a/docs/보고서/주간보고서_0608.docx
+++ b/docs/보고서/주간보고서_0608.docx
@@ -2257,7 +2257,7 @@
       <w:r>
         <w:drawing>
           <wp:inline xmlns:a="http://schemas.openxmlformats.org/drawingml/2006/main" xmlns:pic="http://schemas.openxmlformats.org/drawingml/2006/picture">
-            <wp:extent cx="9000000" cy="4516605"/>
+            <wp:extent cx="9000000" cy="4512239"/>
             <wp:docPr id="2" name="Picture 2"/>
             <wp:cNvGraphicFramePr>
               <a:graphicFrameLocks noChangeAspect="1"/>
@@ -2278,7 +2278,7 @@
                   <pic:spPr>
                     <a:xfrm>
                       <a:off x="0" y="0"/>
-                      <a:ext cx="9000000" cy="4516605"/>
+                      <a:ext cx="9000000" cy="4512239"/>
                     </a:xfrm>
                     <a:prstGeom prst="rect"/>
                   </pic:spPr>
@@ -2661,7 +2661,7 @@
       <w:r>
         <w:drawing>
           <wp:inline xmlns:a="http://schemas.openxmlformats.org/drawingml/2006/main" xmlns:pic="http://schemas.openxmlformats.org/drawingml/2006/picture">
-            <wp:extent cx="7920000" cy="3434214"/>
+            <wp:extent cx="7920000" cy="3438062"/>
             <wp:docPr id="3" name="Picture 3"/>
             <wp:cNvGraphicFramePr>
               <a:graphicFrameLocks noChangeAspect="1"/>
@@ -2682,7 +2682,7 @@
                   <pic:spPr>
                     <a:xfrm>
                       <a:off x="0" y="0"/>
-                      <a:ext cx="7920000" cy="3434214"/>
+                      <a:ext cx="7920000" cy="3438062"/>
                     </a:xfrm>
                     <a:prstGeom prst="rect"/>
                   </pic:spPr>
@@ -2743,7 +2743,7 @@
           <w:b w:val="0"/>
           <w:sz w:val="21"/>
         </w:rPr>
-        <w:t xml:space="preserve">초기에 수립한 전체 일정의 마무리 단계를 일 단위 작업으로 구체화했습니다. AI 응답 품질 개선과 실기기 테스트 준비 및 실행은 </w:t>
+        <w:t xml:space="preserve">초기에 수립한 전체 일정의 마무리 단계를 일 단위 작업으로 구체화했습니다. AI 응답 품질 개선, 실기기 통합 테스트, 성능 평가는 </w:t>
       </w:r>
       <w:r>
         <w:rPr>
@@ -2759,7 +2759,7 @@
           <w:b w:val="0"/>
           <w:sz w:val="21"/>
         </w:rPr>
-        <w:t>으로, 단순 확인이 아니라 반복적인 조정과 검증 사이클을 포함합니다.</w:t>
+        <w:t>으로, 단순 확인이 아니라 반복적인 조정과 검증 사이클을 포함합니다. 특히 검증 단계는 실기기 통합 테스트(작동 확인)와 성능 평가(수치 측정)로 구분해 수행합니다.</w:t>
       </w:r>
     </w:p>
     <w:tbl>
@@ -3041,7 +3041,7 @@
                 <w:rFonts w:ascii="맑은 고딕" w:hAnsi="맑은 고딕"/>
                 <w:sz w:val="20"/>
               </w:rPr>
-              <w:t>실기기 테스트 준비 및 실행</w:t>
+              <w:t>실기기 통합 테스트</w:t>
             </w:r>
           </w:p>
         </w:tc>
@@ -3055,9 +3055,9 @@
                 <w:rFonts w:ascii="맑은 고딕" w:hAnsi="맑은 고딕"/>
                 <w:sz w:val="20"/>
               </w:rPr>
-              <w:t>테스트 시나리오 15개 이상 작성 → 실기기 전체 흐름 실행</w:t>
+              <w:t>작성된 테스트 케이스(TC) 20여 개를 실기기 2대로 전체 흐름 실행</w:t>
               <w:br/>
-              <w:t>알람 · 웨이크워드 · FCM 실환경 검증 · 발견 버그 즉시 수정</w:t>
+              <w:t>알람 정시·재부팅 복구 · 웨이크워드 · FCM 알림 · 카메라 · 네트워크 단절 검증 · 버그 즉시 수정</w:t>
             </w:r>
           </w:p>
         </w:tc>
@@ -3074,7 +3074,7 @@
                 <w:rFonts w:ascii="맑은 고딕" w:hAnsi="맑은 고딕"/>
                 <w:sz w:val="20"/>
               </w:rPr>
-              <w:t>6/12 ~ 6/14</w:t>
+              <w:t>6/12 ~ 6/15</w:t>
             </w:r>
           </w:p>
         </w:tc>
@@ -3089,6 +3089,53 @@
                 <w:rFonts w:ascii="맑은 고딕" w:hAnsi="맑은 고딕"/>
                 <w:sz w:val="20"/>
               </w:rPr>
+              <w:t>성능 평가</w:t>
+            </w:r>
+          </w:p>
+        </w:tc>
+        <w:tc>
+          <w:tcPr>
+            <w:tcW w:type="dxa" w:w="5669"/>
+            <w:shd w:val="clear" w:color="auto" w:fill="EEF3FA"/>
+          </w:tcPr>
+          <w:p>
+            <w:r>
+              <w:rPr>
+                <w:rFonts w:ascii="맑은 고딕" w:hAnsi="맑은 고딕"/>
+                <w:sz w:val="20"/>
+              </w:rPr>
+              <w:t>AI 구조 개편 전후 비교(단계 일관성·완료 판단 정확도) 측정</w:t>
+              <w:br/>
+              <w:t>객관 지표(완료 키워드 정확도·4분류 정확도·응답 지연시간) + 사용성 설문(SUS) 수집</w:t>
+            </w:r>
+          </w:p>
+        </w:tc>
+      </w:tr>
+      <w:tr>
+        <w:tc>
+          <w:tcPr>
+            <w:tcW w:type="dxa" w:w="1417"/>
+          </w:tcPr>
+          <w:p>
+            <w:r>
+              <w:rPr>
+                <w:rFonts w:ascii="맑은 고딕" w:hAnsi="맑은 고딕"/>
+                <w:sz w:val="20"/>
+              </w:rPr>
+              <w:t>6/12 ~ 6/14</w:t>
+            </w:r>
+          </w:p>
+        </w:tc>
+        <w:tc>
+          <w:tcPr>
+            <w:tcW w:type="dxa" w:w="1984"/>
+          </w:tcPr>
+          <w:p>
+            <w:r>
+              <w:rPr>
+                <w:rFonts w:ascii="맑은 고딕" w:hAnsi="맑은 고딕"/>
+                <w:sz w:val="20"/>
+              </w:rPr>
               <w:t>보호자 앱 도움말</w:t>
             </w:r>
           </w:p>
@@ -3096,7 +3143,6 @@
         <w:tc>
           <w:tcPr>
             <w:tcW w:type="dxa" w:w="5669"/>
-            <w:shd w:val="clear" w:color="auto" w:fill="EEF3FA"/>
           </w:tcPr>
           <w:p>
             <w:r>
@@ -3113,6 +3159,7 @@
         <w:tc>
           <w:tcPr>
             <w:tcW w:type="dxa" w:w="1417"/>
+            <w:shd w:val="clear" w:color="auto" w:fill="EEF3FA"/>
           </w:tcPr>
           <w:p>
             <w:r>
@@ -3127,6 +3174,7 @@
         <w:tc>
           <w:tcPr>
             <w:tcW w:type="dxa" w:w="1984"/>
+            <w:shd w:val="clear" w:color="auto" w:fill="EEF3FA"/>
           </w:tcPr>
           <w:p>
             <w:r>
@@ -3141,6 +3189,7 @@
         <w:tc>
           <w:tcPr>
             <w:tcW w:type="dxa" w:w="5669"/>
+            <w:shd w:val="clear" w:color="auto" w:fill="EEF3FA"/>
           </w:tcPr>
           <w:p>
             <w:r>
@@ -3159,7 +3208,6 @@
         <w:tc>
           <w:tcPr>
             <w:tcW w:type="dxa" w:w="1417"/>
-            <w:shd w:val="clear" w:color="auto" w:fill="EEF3FA"/>
           </w:tcPr>
           <w:p>
             <w:r>
@@ -3174,7 +3222,6 @@
         <w:tc>
           <w:tcPr>
             <w:tcW w:type="dxa" w:w="1984"/>
-            <w:shd w:val="clear" w:color="auto" w:fill="EEF3FA"/>
           </w:tcPr>
           <w:p>
             <w:r>
@@ -3189,7 +3236,6 @@
         <w:tc>
           <w:tcPr>
             <w:tcW w:type="dxa" w:w="5669"/>
-            <w:shd w:val="clear" w:color="auto" w:fill="EEF3FA"/>
           </w:tcPr>
           <w:p>
             <w:r>
@@ -3221,7 +3267,7 @@
       <w:r>
         <w:drawing>
           <wp:inline xmlns:a="http://schemas.openxmlformats.org/drawingml/2006/main" xmlns:pic="http://schemas.openxmlformats.org/drawingml/2006/picture">
-            <wp:extent cx="9000000" cy="4108787"/>
+            <wp:extent cx="9000000" cy="4017332"/>
             <wp:docPr id="4" name="Picture 4"/>
             <wp:cNvGraphicFramePr>
               <a:graphicFrameLocks noChangeAspect="1"/>
@@ -3242,7 +3288,7 @@
                   <pic:spPr>
                     <a:xfrm>
                       <a:off x="0" y="0"/>
-                      <a:ext cx="9000000" cy="4108787"/>
+                      <a:ext cx="9000000" cy="4017332"/>
                     </a:xfrm>
                     <a:prstGeom prst="rect"/>
                   </pic:spPr>

--- a/docs/보고서/주간보고서_0608.docx
+++ b/docs/보고서/주간보고서_0608.docx
@@ -3104,9 +3104,9 @@
                 <w:rFonts w:ascii="맑은 고딕" w:hAnsi="맑은 고딕"/>
                 <w:sz w:val="20"/>
               </w:rPr>
-              <w:t>AI 구조 개편 전후 비교(단계 일관성·완료 판단 정확도) 측정</w:t>
+              <w:t>지시문 구조 준수율 검증(무엇을·어디에·어떻게·명령문 구조) — 설계 근거 구현 확인</w:t>
               <w:br/>
-              <w:t>객관 지표(완료 키워드 정확도·4분류 정확도·응답 지연시간) + 사용성 설문(SUS) 수집</w:t>
+              <w:t>AI 개편 전후 비교 + 객관 지표(키워드·4분류 정확도·응답시간) + 사용성 설문(SUS)</w:t>
             </w:r>
           </w:p>
         </w:tc>
